--- a/docs/ba/brd/brd.vi.docx
+++ b/docs/ba/brd/brd.vi.docx
@@ -45,7 +45,7 @@
         <w:jc w:val="center"/>
       </w:pPr>
       <w:r>
-        <w:t>Trạng thái: Draft v1.5</w:t>
+        <w:t>Trạng thái: Draft v1.6</w:t>
       </w:r>
     </w:p>
     <w:p>
@@ -53,7 +53,7 @@
         <w:jc w:val="center"/>
       </w:pPr>
       <w:r>
-        <w:t>Cập nhật lần cuối: 2026-07-22</w:t>
+        <w:t>Cập nhật lần cuối: 2026-07-24</w:t>
       </w:r>
     </w:p>
     <w:p>
@@ -818,6 +818,110 @@
                 <w:sz w:val="18"/>
               </w:rPr>
               <w:t>Đồng bộ baseline mentor review với authentication, dữ liệu/storage shared QA, email delivery bất đồng bộ và AI audit có human review đã triển khai.</w:t>
+            </w:r>
+          </w:p>
+        </w:tc>
+        <w:tc>
+          <w:tcPr>
+            <w:tcW w:type="dxa" w:w="1662"/>
+            <w:vAlign w:val="center"/>
+          </w:tcPr>
+          <w:p>
+            <w:r/>
+            <w:r>
+              <w:rPr>
+                <w:rFonts w:ascii="Arial" w:hAnsi="Arial"/>
+                <w:b w:val="0"/>
+                <w:sz w:val="18"/>
+              </w:rPr>
+              <w:t>Draft</w:t>
+            </w:r>
+          </w:p>
+        </w:tc>
+      </w:tr>
+      <w:tr>
+        <w:tc>
+          <w:tcPr>
+            <w:tcW w:type="dxa" w:w="1662"/>
+            <w:vAlign w:val="center"/>
+          </w:tcPr>
+          <w:p>
+            <w:r/>
+            <w:r>
+              <w:rPr>
+                <w:rFonts w:ascii="Arial" w:hAnsi="Arial"/>
+                <w:b w:val="0"/>
+                <w:sz w:val="18"/>
+              </w:rPr>
+              <w:t>v1.6</w:t>
+            </w:r>
+          </w:p>
+        </w:tc>
+        <w:tc>
+          <w:tcPr>
+            <w:tcW w:type="dxa" w:w="1662"/>
+            <w:vAlign w:val="center"/>
+          </w:tcPr>
+          <w:p>
+            <w:r/>
+            <w:r>
+              <w:rPr>
+                <w:rFonts w:ascii="Arial" w:hAnsi="Arial"/>
+                <w:b w:val="0"/>
+                <w:sz w:val="18"/>
+              </w:rPr>
+              <w:t>2026-07-24</w:t>
+            </w:r>
+          </w:p>
+        </w:tc>
+        <w:tc>
+          <w:tcPr>
+            <w:tcW w:type="dxa" w:w="1662"/>
+            <w:vAlign w:val="center"/>
+          </w:tcPr>
+          <w:p>
+            <w:r/>
+            <w:r>
+              <w:rPr>
+                <w:rFonts w:ascii="Arial" w:hAnsi="Arial"/>
+                <w:b w:val="0"/>
+                <w:sz w:val="18"/>
+              </w:rPr>
+              <w:t>IDTS Project Team</w:t>
+            </w:r>
+          </w:p>
+        </w:tc>
+        <w:tc>
+          <w:tcPr>
+            <w:tcW w:type="dxa" w:w="1662"/>
+            <w:vAlign w:val="center"/>
+          </w:tcPr>
+          <w:p>
+            <w:r/>
+            <w:r>
+              <w:rPr>
+                <w:rFonts w:ascii="Arial" w:hAnsi="Arial"/>
+                <w:b w:val="0"/>
+                <w:sz w:val="18"/>
+              </w:rPr>
+              <w:t>Mentor / Supervisor</w:t>
+            </w:r>
+          </w:p>
+        </w:tc>
+        <w:tc>
+          <w:tcPr>
+            <w:tcW w:type="dxa" w:w="1662"/>
+            <w:vAlign w:val="center"/>
+          </w:tcPr>
+          <w:p>
+            <w:r/>
+            <w:r>
+              <w:rPr>
+                <w:rFonts w:ascii="Arial" w:hAnsi="Arial"/>
+                <w:b w:val="0"/>
+                <w:sz w:val="18"/>
+              </w:rPr>
+              <w:t>Làm rõ audit AI hiện chỉ lưu suggestion có liên kết nguồn ở trạng thái PENDING; chưa có public action lưu ACCEPTED, REJECTED hoặc IGNORED.</w:t>
             </w:r>
           </w:p>
         </w:tc>
@@ -2931,7 +3035,7 @@
       <w:r>
         <w:drawing>
           <wp:inline xmlns:a="http://schemas.openxmlformats.org/drawingml/2006/main" xmlns:pic="http://schemas.openxmlformats.org/drawingml/2006/picture">
-            <wp:extent cx="5760720" cy="7127421"/>
+            <wp:extent cx="5760720" cy="6241585"/>
             <wp:docPr id="3" name="Picture 3"/>
             <wp:cNvGraphicFramePr>
               <a:graphicFrameLocks noChangeAspect="1"/>
@@ -2952,7 +3056,7 @@
                   <pic:spPr>
                     <a:xfrm>
                       <a:off x="0" y="0"/>
-                      <a:ext cx="5760720" cy="7127421"/>
+                      <a:ext cx="5760720" cy="6241585"/>
                     </a:xfrm>
                     <a:prstGeom prst="rect"/>
                   </pic:spPr>
@@ -4420,7 +4524,7 @@
     </w:p>
     <w:p>
       <w:r>
-        <w:t>Important events tạo in-app notification và, khi áp dụng, tạo email-delivery work item riêng trong NotificationDeliveries. Email được xử lý bất đồng bộ: provider failure không được rollback bug action gốc. Optional AI output được lưu thành review/audit record đã chuẩn hóa trong AiSuggestions, không bao giờ là autonomous decision. Acceptance của live provider vẫn phụ thuộc private configuration đã duyệt và bằng chứng riêng; BRD này không claim delivery chưa verify.</w:t>
+        <w:t>Important events tạo in-app notification và, khi áp dụng, tạo email-delivery work item riêng trong NotificationDeliveries. Email được xử lý bất đồng bộ: provider failure không được rollback bug action gốc. Optional AI output có liên kết nguồn được lưu thành review/audit record đã chuẩn hóa trong AiSuggestions ở trạng thái PENDING, không bao giờ là autonomous decision. Service hiện chưa có public action lưu ACCEPTED, REJECTED hoặc IGNORED; người dùng chỉ review output rồi thực hiện riêng một CAP action thông thường đã được cấp quyền. Acceptance của live provider vẫn phụ thuộc private configuration đã duyệt và bằng chứng riêng; BRD này không claim delivery chưa verify.</w:t>
       </w:r>
     </w:p>
     <w:p>
